--- a/1 am/2 نظام التشغيل/cours 4/fiche.docx
+++ b/1 am/2 نظام التشغيل/cours 4/fiche.docx
@@ -143,6 +143,7 @@
                 <w:rtl/>
               </w:rPr>
             </w:pPr>
+            <w:proofErr w:type="gramStart"/>
             <w:r>
               <w:rPr>
                 <w:rFonts w:hint="cs"/>
@@ -152,7 +153,19 @@
                 <w:szCs w:val="30"/>
                 <w:rtl/>
               </w:rPr>
-              <w:t xml:space="preserve">الأستاذ :               </w:t>
+              <w:t>الأستاذ :</w:t>
+            </w:r>
+            <w:proofErr w:type="gramEnd"/>
+            <w:r>
+              <w:rPr>
+                <w:rFonts w:hint="cs"/>
+                <w:b/>
+                <w:bCs/>
+                <w:sz w:val="30"/>
+                <w:szCs w:val="30"/>
+                <w:rtl/>
+              </w:rPr>
+              <w:t xml:space="preserve">               </w:t>
             </w:r>
             <w:r>
               <w:rPr>
@@ -191,7 +204,31 @@
                 <w:szCs w:val="30"/>
                 <w:rtl/>
               </w:rPr>
-              <w:t xml:space="preserve">الحجم الساعي :      </w:t>
+              <w:t xml:space="preserve">الحجم </w:t>
+            </w:r>
+            <w:proofErr w:type="gramStart"/>
+            <w:r>
+              <w:rPr>
+                <w:rFonts w:hint="cs"/>
+                <w:b/>
+                <w:bCs/>
+                <w:sz w:val="30"/>
+                <w:szCs w:val="30"/>
+                <w:rtl/>
+              </w:rPr>
+              <w:t>الساعي :</w:t>
+            </w:r>
+            <w:proofErr w:type="gramEnd"/>
+            <w:r>
+              <w:rPr>
+                <w:rFonts w:hint="cs"/>
+                <w:b/>
+                <w:bCs/>
+                <w:sz w:val="30"/>
+                <w:szCs w:val="30"/>
+                <w:rtl/>
+              </w:rPr>
+              <w:t xml:space="preserve">      </w:t>
             </w:r>
             <w:r>
               <w:rPr>
@@ -222,7 +259,31 @@
                 <w:szCs w:val="30"/>
                 <w:rtl/>
               </w:rPr>
-              <w:t xml:space="preserve">السنة الدراسية :     </w:t>
+              <w:t xml:space="preserve">السنة </w:t>
+            </w:r>
+            <w:proofErr w:type="gramStart"/>
+            <w:r>
+              <w:rPr>
+                <w:rFonts w:hint="cs"/>
+                <w:b/>
+                <w:bCs/>
+                <w:sz w:val="30"/>
+                <w:szCs w:val="30"/>
+                <w:rtl/>
+              </w:rPr>
+              <w:t>الدراسية :</w:t>
+            </w:r>
+            <w:proofErr w:type="gramEnd"/>
+            <w:r>
+              <w:rPr>
+                <w:rFonts w:hint="cs"/>
+                <w:b/>
+                <w:bCs/>
+                <w:sz w:val="30"/>
+                <w:szCs w:val="30"/>
+                <w:rtl/>
+              </w:rPr>
+              <w:t xml:space="preserve">     </w:t>
             </w:r>
             <w:r>
               <w:rPr>
@@ -277,6 +338,7 @@
                 <w:rtl/>
               </w:rPr>
             </w:pPr>
+            <w:proofErr w:type="gramStart"/>
             <w:r>
               <w:rPr>
                 <w:rFonts w:hint="cs"/>
@@ -288,6 +350,7 @@
               </w:rPr>
               <w:t>المؤسسة :</w:t>
             </w:r>
+            <w:proofErr w:type="gramEnd"/>
             <w:r>
               <w:rPr>
                 <w:rFonts w:hint="cs"/>
@@ -298,7 +361,33 @@
                 <w:szCs w:val="30"/>
                 <w:rtl/>
               </w:rPr>
-              <w:t xml:space="preserve">       متوسطة أولمان محمد</w:t>
+              <w:t xml:space="preserve">       متوسطة </w:t>
+            </w:r>
+            <w:proofErr w:type="spellStart"/>
+            <w:r>
+              <w:rPr>
+                <w:rFonts w:hint="cs"/>
+                <w:b/>
+                <w:bCs/>
+                <w:color w:val="0070C0"/>
+                <w:sz w:val="30"/>
+                <w:szCs w:val="30"/>
+                <w:rtl/>
+              </w:rPr>
+              <w:t>أولمان</w:t>
+            </w:r>
+            <w:proofErr w:type="spellEnd"/>
+            <w:r>
+              <w:rPr>
+                <w:rFonts w:hint="cs"/>
+                <w:b/>
+                <w:bCs/>
+                <w:color w:val="0070C0"/>
+                <w:sz w:val="30"/>
+                <w:szCs w:val="30"/>
+                <w:rtl/>
+              </w:rPr>
+              <w:t xml:space="preserve"> محمد</w:t>
             </w:r>
           </w:p>
           <w:p>
@@ -316,6 +405,7 @@
                 <w:rtl/>
               </w:rPr>
             </w:pPr>
+            <w:proofErr w:type="gramStart"/>
             <w:r>
               <w:rPr>
                 <w:rFonts w:hint="cs"/>
@@ -325,7 +415,19 @@
                 <w:szCs w:val="30"/>
                 <w:rtl/>
               </w:rPr>
-              <w:t xml:space="preserve">المستوى :       </w:t>
+              <w:t>المستوى :</w:t>
+            </w:r>
+            <w:proofErr w:type="gramEnd"/>
+            <w:r>
+              <w:rPr>
+                <w:rFonts w:hint="cs"/>
+                <w:b/>
+                <w:bCs/>
+                <w:sz w:val="30"/>
+                <w:szCs w:val="30"/>
+                <w:rtl/>
+              </w:rPr>
+              <w:t xml:space="preserve">       </w:t>
             </w:r>
             <w:r>
               <w:rPr>
@@ -368,6 +470,7 @@
             <w:pPr>
               <w:jc w:val="right"/>
             </w:pPr>
+            <w:proofErr w:type="gramStart"/>
             <w:r>
               <w:rPr>
                 <w:rFonts w:hint="cs"/>
@@ -377,7 +480,19 @@
                 <w:szCs w:val="30"/>
                 <w:rtl/>
               </w:rPr>
-              <w:t xml:space="preserve">المادة :           </w:t>
+              <w:t>المادة :</w:t>
+            </w:r>
+            <w:proofErr w:type="gramEnd"/>
+            <w:r>
+              <w:rPr>
+                <w:rFonts w:hint="cs"/>
+                <w:b/>
+                <w:bCs/>
+                <w:sz w:val="30"/>
+                <w:szCs w:val="30"/>
+                <w:rtl/>
+              </w:rPr>
+              <w:t xml:space="preserve">           </w:t>
             </w:r>
             <w:r>
               <w:rPr>
@@ -451,6 +566,7 @@
               </w:rPr>
               <w:t xml:space="preserve">الحصة التعلمية </w:t>
             </w:r>
+            <w:proofErr w:type="gramStart"/>
             <w:r>
               <w:rPr>
                 <w:rFonts w:hint="cs"/>
@@ -473,6 +589,7 @@
               </w:rPr>
               <w:t xml:space="preserve"> :</w:t>
             </w:r>
+            <w:proofErr w:type="gramEnd"/>
           </w:p>
           <w:p>
             <w:pPr>
@@ -527,8 +644,9 @@
                 <w:u w:val="single"/>
                 <w:rtl/>
               </w:rPr>
-              <w:t xml:space="preserve">المقطع التعلمي </w:t>
-            </w:r>
+              <w:t xml:space="preserve">المقطع </w:t>
+            </w:r>
+            <w:proofErr w:type="spellStart"/>
             <w:r>
               <w:rPr>
                 <w:rFonts w:hint="cs"/>
@@ -539,6 +657,32 @@
                 <w:u w:val="single"/>
                 <w:rtl/>
               </w:rPr>
+              <w:t>التعلمي</w:t>
+            </w:r>
+            <w:proofErr w:type="spellEnd"/>
+            <w:r>
+              <w:rPr>
+                <w:rFonts w:hint="cs"/>
+                <w:b/>
+                <w:bCs/>
+                <w:sz w:val="28"/>
+                <w:szCs w:val="28"/>
+                <w:u w:val="single"/>
+                <w:rtl/>
+              </w:rPr>
+              <w:t xml:space="preserve"> </w:t>
+            </w:r>
+            <w:proofErr w:type="gramStart"/>
+            <w:r>
+              <w:rPr>
+                <w:rFonts w:hint="cs"/>
+                <w:b/>
+                <w:bCs/>
+                <w:sz w:val="28"/>
+                <w:szCs w:val="28"/>
+                <w:u w:val="single"/>
+                <w:rtl/>
+              </w:rPr>
               <w:t>02</w:t>
             </w:r>
             <w:r>
@@ -553,6 +697,7 @@
               </w:rPr>
               <w:t xml:space="preserve"> :</w:t>
             </w:r>
+            <w:proofErr w:type="gramEnd"/>
           </w:p>
           <w:p>
             <w:pPr>
@@ -607,8 +752,22 @@
                 <w:u w:val="single"/>
                 <w:rtl/>
               </w:rPr>
-              <w:t>الميدان 01 :</w:t>
-            </w:r>
+              <w:t xml:space="preserve">الميدان </w:t>
+            </w:r>
+            <w:proofErr w:type="gramStart"/>
+            <w:r>
+              <w:rPr>
+                <w:rFonts w:hint="cs"/>
+                <w:b/>
+                <w:bCs/>
+                <w:sz w:val="28"/>
+                <w:szCs w:val="28"/>
+                <w:u w:val="single"/>
+                <w:rtl/>
+              </w:rPr>
+              <w:t>01 :</w:t>
+            </w:r>
+            <w:proofErr w:type="gramEnd"/>
           </w:p>
           <w:p>
             <w:pPr>
@@ -1039,7 +1198,7 @@
               <w:bidi/>
               <w:jc w:val="center"/>
               <w:rPr>
-                <w:rFonts w:asciiTheme="majorBidi" w:hAnsiTheme="majorBidi" w:cstheme="majorBidi" w:hint="cs"/>
+                <w:rFonts w:asciiTheme="majorBidi" w:hAnsiTheme="majorBidi" w:cstheme="majorBidi"/>
                 <w:b/>
                 <w:bCs/>
                 <w:sz w:val="28"/>
@@ -1059,6 +1218,7 @@
               </w:rPr>
               <w:t>يتمكن المتعلم من التعرف على أحد البرامج الملحقة (</w:t>
             </w:r>
+            <w:proofErr w:type="spellStart"/>
             <w:r>
               <w:rPr>
                 <w:rFonts w:asciiTheme="majorBidi" w:hAnsiTheme="majorBidi" w:cstheme="majorBidi"/>
@@ -1068,6 +1228,7 @@
               </w:rPr>
               <w:t>Paint</w:t>
             </w:r>
+            <w:proofErr w:type="spellEnd"/>
             <w:r>
               <w:rPr>
                 <w:rFonts w:asciiTheme="majorBidi" w:hAnsiTheme="majorBidi" w:cstheme="majorBidi"/>
@@ -1279,6 +1440,7 @@
                 <w:lang w:bidi="ar-DZ"/>
               </w:rPr>
             </w:pPr>
+            <w:proofErr w:type="spellStart"/>
             <w:r>
               <w:rPr>
                 <w:rFonts w:asciiTheme="majorBidi" w:hAnsiTheme="majorBidi" w:cstheme="majorBidi"/>
@@ -1291,6 +1453,7 @@
               </w:rPr>
               <w:t>الإستراتيجية</w:t>
             </w:r>
+            <w:proofErr w:type="spellEnd"/>
           </w:p>
         </w:tc>
         <w:tc>
@@ -1358,8 +1521,22 @@
                 <w:rtl/>
                 <w:lang w:bidi="ar-DZ"/>
               </w:rPr>
-              <w:t>النشاطات و الاستنتاجات</w:t>
-            </w:r>
+              <w:t xml:space="preserve">النشاطات </w:t>
+            </w:r>
+            <w:proofErr w:type="gramStart"/>
+            <w:r>
+              <w:rPr>
+                <w:rFonts w:asciiTheme="majorBidi" w:hAnsiTheme="majorBidi" w:cstheme="majorBidi"/>
+                <w:b/>
+                <w:bCs/>
+                <w:sz w:val="28"/>
+                <w:szCs w:val="28"/>
+                <w:rtl/>
+                <w:lang w:bidi="ar-DZ"/>
+              </w:rPr>
+              <w:t>و الاستنتاجات</w:t>
+            </w:r>
+            <w:proofErr w:type="gramEnd"/>
           </w:p>
         </w:tc>
         <w:tc>
@@ -1554,8 +1731,21 @@
                 <w:u w:val="single"/>
                 <w:rtl/>
               </w:rPr>
-              <w:t>تغذية راجعة :</w:t>
-            </w:r>
+              <w:t xml:space="preserve">تغذية </w:t>
+            </w:r>
+            <w:proofErr w:type="gramStart"/>
+            <w:r>
+              <w:rPr>
+                <w:rFonts w:asciiTheme="majorBidi" w:hAnsiTheme="majorBidi" w:cstheme="majorBidi" w:hint="cs"/>
+                <w:color w:val="0070C0"/>
+                <w:sz w:val="28"/>
+                <w:szCs w:val="28"/>
+                <w:u w:val="single"/>
+                <w:rtl/>
+              </w:rPr>
+              <w:t>راجعة :</w:t>
+            </w:r>
+            <w:proofErr w:type="gramEnd"/>
           </w:p>
         </w:tc>
         <w:tc>
@@ -1706,7 +1896,44 @@
                 <w:u w:val="single"/>
                 <w:rtl/>
               </w:rPr>
-              <w:t xml:space="preserve">الوضعية الإنطلاقية : </w:t>
+              <w:t xml:space="preserve">الوضعية </w:t>
+            </w:r>
+            <w:proofErr w:type="spellStart"/>
+            <w:proofErr w:type="gramStart"/>
+            <w:r>
+              <w:rPr>
+                <w:rFonts w:asciiTheme="majorBidi" w:hAnsiTheme="majorBidi" w:cstheme="majorBidi"/>
+                <w:color w:val="FF0000"/>
+                <w:sz w:val="28"/>
+                <w:szCs w:val="28"/>
+                <w:u w:val="single"/>
+                <w:rtl/>
+              </w:rPr>
+              <w:t>الإنطلاقية</w:t>
+            </w:r>
+            <w:proofErr w:type="spellEnd"/>
+            <w:r>
+              <w:rPr>
+                <w:rFonts w:asciiTheme="majorBidi" w:hAnsiTheme="majorBidi" w:cstheme="majorBidi"/>
+                <w:color w:val="FF0000"/>
+                <w:sz w:val="28"/>
+                <w:szCs w:val="28"/>
+                <w:u w:val="single"/>
+                <w:rtl/>
+              </w:rPr>
+              <w:t xml:space="preserve"> :</w:t>
+            </w:r>
+            <w:proofErr w:type="gramEnd"/>
+            <w:r>
+              <w:rPr>
+                <w:rFonts w:asciiTheme="majorBidi" w:hAnsiTheme="majorBidi" w:cstheme="majorBidi"/>
+                <w:color w:val="FF0000"/>
+                <w:sz w:val="28"/>
+                <w:szCs w:val="28"/>
+                <w:u w:val="single"/>
+                <w:rtl/>
+              </w:rPr>
+              <w:t xml:space="preserve"> </w:t>
             </w:r>
           </w:p>
         </w:tc>
@@ -1878,7 +2105,31 @@
                 <w:u w:val="single"/>
                 <w:rtl/>
               </w:rPr>
-              <w:t xml:space="preserve">نشاط 01 : </w:t>
+              <w:t xml:space="preserve">نشاط </w:t>
+            </w:r>
+            <w:proofErr w:type="gramStart"/>
+            <w:r>
+              <w:rPr>
+                <w:rFonts w:asciiTheme="majorBidi" w:hAnsiTheme="majorBidi" w:cstheme="majorBidi"/>
+                <w:color w:val="FF0000"/>
+                <w:sz w:val="28"/>
+                <w:szCs w:val="28"/>
+                <w:u w:val="single"/>
+                <w:rtl/>
+              </w:rPr>
+              <w:t>01 :</w:t>
+            </w:r>
+            <w:proofErr w:type="gramEnd"/>
+            <w:r>
+              <w:rPr>
+                <w:rFonts w:asciiTheme="majorBidi" w:hAnsiTheme="majorBidi" w:cstheme="majorBidi"/>
+                <w:color w:val="FF0000"/>
+                <w:sz w:val="28"/>
+                <w:szCs w:val="28"/>
+                <w:u w:val="single"/>
+                <w:rtl/>
+              </w:rPr>
+              <w:t xml:space="preserve"> </w:t>
             </w:r>
           </w:p>
         </w:tc>
@@ -2029,6 +2280,7 @@
                 <w:lang w:bidi="ar-DZ"/>
               </w:rPr>
             </w:pPr>
+            <w:proofErr w:type="gramStart"/>
             <w:r>
               <w:rPr>
                 <w:rFonts w:asciiTheme="majorBidi" w:hAnsiTheme="majorBidi" w:cstheme="majorBidi"/>
@@ -2041,6 +2293,7 @@
               </w:rPr>
               <w:t>المصادقة :</w:t>
             </w:r>
+            <w:proofErr w:type="gramEnd"/>
             <w:r>
               <w:rPr>
                 <w:rFonts w:asciiTheme="majorBidi" w:hAnsiTheme="majorBidi" w:cstheme="majorBidi"/>
@@ -2215,8 +2468,22 @@
                 <w:rtl/>
                 <w:lang w:bidi="ar-DZ"/>
               </w:rPr>
-              <w:t>المعرفة 01 :</w:t>
-            </w:r>
+              <w:t xml:space="preserve">المعرفة </w:t>
+            </w:r>
+            <w:proofErr w:type="gramStart"/>
+            <w:r>
+              <w:rPr>
+                <w:rFonts w:asciiTheme="majorBidi" w:hAnsiTheme="majorBidi" w:cstheme="majorBidi"/>
+                <w:color w:val="0070C0"/>
+                <w:sz w:val="28"/>
+                <w:szCs w:val="28"/>
+                <w:u w:val="single"/>
+                <w:rtl/>
+                <w:lang w:bidi="ar-DZ"/>
+              </w:rPr>
+              <w:t>01 :</w:t>
+            </w:r>
+            <w:proofErr w:type="gramEnd"/>
           </w:p>
           <w:p>
             <w:pPr>
@@ -2256,6 +2523,8 @@
               </w:rPr>
               <w:t xml:space="preserve"> تعريف برنامج الرسام </w:t>
             </w:r>
+            <w:proofErr w:type="spellStart"/>
+            <w:proofErr w:type="gramStart"/>
             <w:r>
               <w:rPr>
                 <w:rFonts w:asciiTheme="majorBidi" w:hAnsiTheme="majorBidi" w:cstheme="majorBidi"/>
@@ -2268,6 +2537,7 @@
               </w:rPr>
               <w:t>Paint</w:t>
             </w:r>
+            <w:proofErr w:type="spellEnd"/>
             <w:r>
               <w:rPr>
                 <w:rFonts w:asciiTheme="majorBidi" w:hAnsiTheme="majorBidi" w:cstheme="majorBidi" w:hint="cs"/>
@@ -2280,6 +2550,7 @@
               </w:rPr>
               <w:t xml:space="preserve"> :</w:t>
             </w:r>
+            <w:proofErr w:type="gramEnd"/>
             <w:r>
               <w:rPr>
                 <w:rFonts w:asciiTheme="majorBidi" w:hAnsiTheme="majorBidi" w:cstheme="majorBidi"/>
@@ -2357,6 +2628,7 @@
               </w:rPr>
               <w:t xml:space="preserve">يتمكن المتعلم من تشغيل </w:t>
             </w:r>
+            <w:proofErr w:type="spellStart"/>
             <w:r>
               <w:rPr>
                 <w:rFonts w:asciiTheme="majorBidi" w:hAnsiTheme="majorBidi" w:cstheme="majorBidi"/>
@@ -2366,6 +2638,7 @@
               </w:rPr>
               <w:t>Paint</w:t>
             </w:r>
+            <w:proofErr w:type="spellEnd"/>
           </w:p>
         </w:tc>
         <w:tc>
@@ -2398,8 +2671,20 @@
                 <w:rtl/>
                 <w:lang w:bidi="ar-DZ"/>
               </w:rPr>
-              <w:t>التعلم بالإكتشاف</w:t>
-            </w:r>
+              <w:t xml:space="preserve">التعلم </w:t>
+            </w:r>
+            <w:proofErr w:type="spellStart"/>
+            <w:r>
+              <w:rPr>
+                <w:rFonts w:asciiTheme="majorBidi" w:hAnsiTheme="majorBidi" w:cstheme="majorBidi"/>
+                <w:sz w:val="28"/>
+                <w:szCs w:val="28"/>
+                <w:rtl/>
+                <w:lang w:bidi="ar-DZ"/>
+              </w:rPr>
+              <w:t>بالإكتشاف</w:t>
+            </w:r>
+            <w:proofErr w:type="spellEnd"/>
           </w:p>
         </w:tc>
         <w:tc>
@@ -2467,6 +2752,7 @@
               </w:rPr>
               <w:t xml:space="preserve">نشاط </w:t>
             </w:r>
+            <w:proofErr w:type="gramStart"/>
             <w:r>
               <w:rPr>
                 <w:rFonts w:asciiTheme="majorBidi" w:hAnsiTheme="majorBidi" w:cstheme="majorBidi" w:hint="cs"/>
@@ -2489,6 +2775,7 @@
               </w:rPr>
               <w:t xml:space="preserve"> :</w:t>
             </w:r>
+            <w:proofErr w:type="gramEnd"/>
           </w:p>
         </w:tc>
         <w:tc>
@@ -2624,6 +2911,7 @@
                 <w:lang w:bidi="ar-DZ"/>
               </w:rPr>
             </w:pPr>
+            <w:proofErr w:type="gramStart"/>
             <w:r>
               <w:rPr>
                 <w:rFonts w:asciiTheme="majorBidi" w:hAnsiTheme="majorBidi" w:cstheme="majorBidi"/>
@@ -2636,6 +2924,7 @@
               </w:rPr>
               <w:t>المصادقة :</w:t>
             </w:r>
+            <w:proofErr w:type="gramEnd"/>
             <w:r>
               <w:rPr>
                 <w:rFonts w:asciiTheme="majorBidi" w:hAnsiTheme="majorBidi" w:cstheme="majorBidi"/>
@@ -2802,6 +3091,7 @@
               </w:rPr>
               <w:t xml:space="preserve">المعرفة </w:t>
             </w:r>
+            <w:proofErr w:type="gramStart"/>
             <w:r>
               <w:rPr>
                 <w:rFonts w:asciiTheme="majorBidi" w:hAnsiTheme="majorBidi" w:cstheme="majorBidi" w:hint="cs"/>
@@ -2826,6 +3116,7 @@
               </w:rPr>
               <w:t xml:space="preserve"> :</w:t>
             </w:r>
+            <w:proofErr w:type="gramEnd"/>
           </w:p>
           <w:p>
             <w:pPr>
@@ -2866,8 +3157,9 @@
                 <w:rtl/>
                 <w:lang w:bidi="ar-DZ"/>
               </w:rPr>
-              <w:t xml:space="preserve"> </w:t>
-            </w:r>
+              <w:t xml:space="preserve"> تشغيل برنامج </w:t>
+            </w:r>
+            <w:proofErr w:type="gramStart"/>
             <w:r>
               <w:rPr>
                 <w:rFonts w:asciiTheme="majorBidi" w:hAnsiTheme="majorBidi" w:cstheme="majorBidi"/>
@@ -2879,7 +3171,7 @@
                 <w:rtl/>
                 <w:lang w:bidi="ar-DZ"/>
               </w:rPr>
-              <w:t>تشغيل برنامج الرسام</w:t>
+              <w:t>الرسام</w:t>
             </w:r>
             <w:r>
               <w:rPr>
@@ -2895,6 +3187,7 @@
               </w:rPr>
               <w:t xml:space="preserve"> :</w:t>
             </w:r>
+            <w:proofErr w:type="gramEnd"/>
           </w:p>
         </w:tc>
         <w:tc>
@@ -3064,6 +3357,7 @@
               </w:rPr>
               <w:t xml:space="preserve">نشاط </w:t>
             </w:r>
+            <w:proofErr w:type="gramStart"/>
             <w:r>
               <w:rPr>
                 <w:rFonts w:asciiTheme="majorBidi" w:hAnsiTheme="majorBidi" w:cstheme="majorBidi" w:hint="cs"/>
@@ -3086,6 +3380,7 @@
               </w:rPr>
               <w:t xml:space="preserve"> :</w:t>
             </w:r>
+            <w:proofErr w:type="gramEnd"/>
           </w:p>
         </w:tc>
         <w:tc>
@@ -3223,6 +3518,7 @@
                 <w:lang w:bidi="ar-DZ"/>
               </w:rPr>
             </w:pPr>
+            <w:proofErr w:type="gramStart"/>
             <w:r>
               <w:rPr>
                 <w:rFonts w:asciiTheme="majorBidi" w:hAnsiTheme="majorBidi" w:cstheme="majorBidi"/>
@@ -3235,6 +3531,7 @@
               </w:rPr>
               <w:t>المصادقة :</w:t>
             </w:r>
+            <w:proofErr w:type="gramEnd"/>
             <w:r>
               <w:rPr>
                 <w:rFonts w:asciiTheme="majorBidi" w:hAnsiTheme="majorBidi" w:cstheme="majorBidi"/>
@@ -3401,6 +3698,7 @@
               </w:rPr>
               <w:t xml:space="preserve">لمعرفة </w:t>
             </w:r>
+            <w:proofErr w:type="gramStart"/>
             <w:r>
               <w:rPr>
                 <w:rFonts w:asciiTheme="majorBidi" w:hAnsiTheme="majorBidi" w:cstheme="majorBidi" w:hint="cs"/>
@@ -3425,6 +3723,7 @@
               </w:rPr>
               <w:t xml:space="preserve"> :</w:t>
             </w:r>
+            <w:proofErr w:type="gramEnd"/>
           </w:p>
           <w:p>
             <w:pPr>
@@ -3464,7 +3763,22 @@
                 <w:rtl/>
                 <w:lang w:bidi="ar-DZ"/>
               </w:rPr>
-              <w:t>. واجهة برنامج الرسام</w:t>
+              <w:t xml:space="preserve">. واجهة برنامج </w:t>
+            </w:r>
+            <w:proofErr w:type="gramStart"/>
+            <w:r>
+              <w:rPr>
+                <w:rFonts w:asciiTheme="majorBidi" w:hAnsiTheme="majorBidi" w:cstheme="majorBidi"/>
+                <w:b/>
+                <w:bCs/>
+                <w:color w:val="FF0000"/>
+                <w:sz w:val="28"/>
+                <w:szCs w:val="28"/>
+                <w:shd w:val="clear" w:color="auto" w:fill="FFFFFF" w:themeFill="background1"/>
+                <w:rtl/>
+                <w:lang w:bidi="ar-DZ"/>
+              </w:rPr>
+              <w:t>الرسام</w:t>
             </w:r>
             <w:r>
               <w:rPr>
@@ -3479,6 +3793,7 @@
               </w:rPr>
               <w:t xml:space="preserve"> :</w:t>
             </w:r>
+            <w:proofErr w:type="gramEnd"/>
           </w:p>
         </w:tc>
         <w:tc>
@@ -3621,6 +3936,30 @@
             <w:pPr>
               <w:bidi/>
               <w:rPr>
+                <w:rFonts w:asciiTheme="majorBidi" w:hAnsiTheme="majorBidi" w:cstheme="majorBidi"/>
+                <w:color w:val="FF0000"/>
+                <w:sz w:val="28"/>
+                <w:szCs w:val="28"/>
+                <w:u w:val="single"/>
+                <w:rtl/>
+                <w:lang w:bidi="ar-DZ"/>
+              </w:rPr>
+            </w:pPr>
+            <w:proofErr w:type="gramStart"/>
+            <w:r>
+              <w:rPr>
+                <w:rFonts w:asciiTheme="majorBidi" w:hAnsiTheme="majorBidi" w:cstheme="majorBidi"/>
+                <w:color w:val="FF0000"/>
+                <w:sz w:val="28"/>
+                <w:szCs w:val="28"/>
+                <w:u w:val="single"/>
+                <w:rtl/>
+                <w:lang w:bidi="ar-DZ"/>
+              </w:rPr>
+              <w:t>تدريب</w:t>
+            </w:r>
+            <w:r>
+              <w:rPr>
                 <w:rFonts w:asciiTheme="majorBidi" w:hAnsiTheme="majorBidi" w:cstheme="majorBidi" w:hint="cs"/>
                 <w:color w:val="FF0000"/>
                 <w:sz w:val="28"/>
@@ -3629,7 +3968,8 @@
                 <w:rtl/>
                 <w:lang w:bidi="ar-DZ"/>
               </w:rPr>
-            </w:pPr>
+              <w:t xml:space="preserve"> </w:t>
+            </w:r>
             <w:r>
               <w:rPr>
                 <w:rFonts w:asciiTheme="majorBidi" w:hAnsiTheme="majorBidi" w:cstheme="majorBidi"/>
@@ -3640,11 +3980,12 @@
                 <w:rtl/>
                 <w:lang w:bidi="ar-DZ"/>
               </w:rPr>
-              <w:t>تدريب</w:t>
-            </w:r>
-            <w:r>
-              <w:rPr>
-                <w:rFonts w:asciiTheme="majorBidi" w:hAnsiTheme="majorBidi" w:cstheme="majorBidi" w:hint="cs"/>
+              <w:t>:</w:t>
+            </w:r>
+            <w:proofErr w:type="gramEnd"/>
+            <w:r>
+              <w:rPr>
+                <w:rFonts w:asciiTheme="majorBidi" w:hAnsiTheme="majorBidi" w:cstheme="majorBidi"/>
                 <w:color w:val="FF0000"/>
                 <w:sz w:val="28"/>
                 <w:szCs w:val="28"/>
@@ -3654,20 +3995,6 @@
               </w:rPr>
               <w:t xml:space="preserve"> </w:t>
             </w:r>
-            <w:r>
-              <w:rPr>
-                <w:rFonts w:asciiTheme="majorBidi" w:hAnsiTheme="majorBidi" w:cstheme="majorBidi"/>
-                <w:color w:val="FF0000"/>
-                <w:sz w:val="28"/>
-                <w:szCs w:val="28"/>
-                <w:u w:val="single"/>
-                <w:rtl/>
-                <w:lang w:bidi="ar-DZ"/>
-              </w:rPr>
-              <w:t xml:space="preserve">: </w:t>
-            </w:r>
-            <w:bookmarkStart w:id="0" w:name="_GoBack"/>
-            <w:bookmarkEnd w:id="0"/>
           </w:p>
         </w:tc>
         <w:tc>
@@ -3922,6 +4249,7 @@
                 <w:rtl/>
               </w:rPr>
             </w:pPr>
+            <w:proofErr w:type="gramStart"/>
             <w:r>
               <w:rPr>
                 <w:rFonts w:hint="cs"/>
@@ -3931,7 +4259,19 @@
                 <w:szCs w:val="30"/>
                 <w:rtl/>
               </w:rPr>
-              <w:t xml:space="preserve">الأستاذ :               </w:t>
+              <w:t>الأستاذ :</w:t>
+            </w:r>
+            <w:proofErr w:type="gramEnd"/>
+            <w:r>
+              <w:rPr>
+                <w:rFonts w:hint="cs"/>
+                <w:b/>
+                <w:bCs/>
+                <w:sz w:val="30"/>
+                <w:szCs w:val="30"/>
+                <w:rtl/>
+              </w:rPr>
+              <w:t xml:space="preserve">               </w:t>
             </w:r>
             <w:r>
               <w:rPr>
@@ -3970,7 +4310,31 @@
                 <w:szCs w:val="30"/>
                 <w:rtl/>
               </w:rPr>
-              <w:t xml:space="preserve">الحجم الساعي :      </w:t>
+              <w:t xml:space="preserve">الحجم </w:t>
+            </w:r>
+            <w:proofErr w:type="gramStart"/>
+            <w:r>
+              <w:rPr>
+                <w:rFonts w:hint="cs"/>
+                <w:b/>
+                <w:bCs/>
+                <w:sz w:val="30"/>
+                <w:szCs w:val="30"/>
+                <w:rtl/>
+              </w:rPr>
+              <w:t>الساعي :</w:t>
+            </w:r>
+            <w:proofErr w:type="gramEnd"/>
+            <w:r>
+              <w:rPr>
+                <w:rFonts w:hint="cs"/>
+                <w:b/>
+                <w:bCs/>
+                <w:sz w:val="30"/>
+                <w:szCs w:val="30"/>
+                <w:rtl/>
+              </w:rPr>
+              <w:t xml:space="preserve">      </w:t>
             </w:r>
             <w:r>
               <w:rPr>
@@ -4001,7 +4365,31 @@
                 <w:szCs w:val="30"/>
                 <w:rtl/>
               </w:rPr>
-              <w:t xml:space="preserve">السنة الدراسية :     </w:t>
+              <w:t xml:space="preserve">السنة </w:t>
+            </w:r>
+            <w:proofErr w:type="gramStart"/>
+            <w:r>
+              <w:rPr>
+                <w:rFonts w:hint="cs"/>
+                <w:b/>
+                <w:bCs/>
+                <w:sz w:val="30"/>
+                <w:szCs w:val="30"/>
+                <w:rtl/>
+              </w:rPr>
+              <w:t>الدراسية :</w:t>
+            </w:r>
+            <w:proofErr w:type="gramEnd"/>
+            <w:r>
+              <w:rPr>
+                <w:rFonts w:hint="cs"/>
+                <w:b/>
+                <w:bCs/>
+                <w:sz w:val="30"/>
+                <w:szCs w:val="30"/>
+                <w:rtl/>
+              </w:rPr>
+              <w:t xml:space="preserve">     </w:t>
             </w:r>
             <w:r>
               <w:rPr>
@@ -4056,6 +4444,7 @@
                 <w:rtl/>
               </w:rPr>
             </w:pPr>
+            <w:proofErr w:type="gramStart"/>
             <w:r>
               <w:rPr>
                 <w:rFonts w:hint="cs"/>
@@ -4067,6 +4456,7 @@
               </w:rPr>
               <w:t>المؤسسة :</w:t>
             </w:r>
+            <w:proofErr w:type="gramEnd"/>
             <w:r>
               <w:rPr>
                 <w:rFonts w:hint="cs"/>
@@ -4077,7 +4467,33 @@
                 <w:szCs w:val="30"/>
                 <w:rtl/>
               </w:rPr>
-              <w:t xml:space="preserve">       متوسطة أولمان محمد</w:t>
+              <w:t xml:space="preserve">       متوسطة </w:t>
+            </w:r>
+            <w:proofErr w:type="spellStart"/>
+            <w:r>
+              <w:rPr>
+                <w:rFonts w:hint="cs"/>
+                <w:b/>
+                <w:bCs/>
+                <w:color w:val="0070C0"/>
+                <w:sz w:val="30"/>
+                <w:szCs w:val="30"/>
+                <w:rtl/>
+              </w:rPr>
+              <w:t>أولمان</w:t>
+            </w:r>
+            <w:proofErr w:type="spellEnd"/>
+            <w:r>
+              <w:rPr>
+                <w:rFonts w:hint="cs"/>
+                <w:b/>
+                <w:bCs/>
+                <w:color w:val="0070C0"/>
+                <w:sz w:val="30"/>
+                <w:szCs w:val="30"/>
+                <w:rtl/>
+              </w:rPr>
+              <w:t xml:space="preserve"> محمد</w:t>
             </w:r>
           </w:p>
           <w:p>
@@ -4095,6 +4511,7 @@
                 <w:rtl/>
               </w:rPr>
             </w:pPr>
+            <w:proofErr w:type="gramStart"/>
             <w:r>
               <w:rPr>
                 <w:rFonts w:hint="cs"/>
@@ -4104,7 +4521,19 @@
                 <w:szCs w:val="30"/>
                 <w:rtl/>
               </w:rPr>
-              <w:t xml:space="preserve">المستوى :       </w:t>
+              <w:t>المستوى :</w:t>
+            </w:r>
+            <w:proofErr w:type="gramEnd"/>
+            <w:r>
+              <w:rPr>
+                <w:rFonts w:hint="cs"/>
+                <w:b/>
+                <w:bCs/>
+                <w:sz w:val="30"/>
+                <w:szCs w:val="30"/>
+                <w:rtl/>
+              </w:rPr>
+              <w:t xml:space="preserve">       </w:t>
             </w:r>
             <w:r>
               <w:rPr>
@@ -4147,6 +4576,7 @@
             <w:pPr>
               <w:jc w:val="right"/>
             </w:pPr>
+            <w:proofErr w:type="gramStart"/>
             <w:r>
               <w:rPr>
                 <w:rFonts w:hint="cs"/>
@@ -4156,7 +4586,19 @@
                 <w:szCs w:val="30"/>
                 <w:rtl/>
               </w:rPr>
-              <w:t xml:space="preserve">المادة :           </w:t>
+              <w:t>المادة :</w:t>
+            </w:r>
+            <w:proofErr w:type="gramEnd"/>
+            <w:r>
+              <w:rPr>
+                <w:rFonts w:hint="cs"/>
+                <w:b/>
+                <w:bCs/>
+                <w:sz w:val="30"/>
+                <w:szCs w:val="30"/>
+                <w:rtl/>
+              </w:rPr>
+              <w:t xml:space="preserve">           </w:t>
             </w:r>
             <w:r>
               <w:rPr>
@@ -4212,6 +4654,7 @@
                 <w:lang w:bidi="ar-DZ"/>
               </w:rPr>
             </w:pPr>
+            <w:proofErr w:type="spellStart"/>
             <w:r>
               <w:rPr>
                 <w:rFonts w:asciiTheme="majorBidi" w:hAnsiTheme="majorBidi" w:cstheme="majorBidi" w:hint="cs"/>
@@ -4224,6 +4667,7 @@
               </w:rPr>
               <w:t>الإستراتيجية</w:t>
             </w:r>
+            <w:proofErr w:type="spellEnd"/>
           </w:p>
         </w:tc>
         <w:tc>
@@ -4357,8 +4801,21 @@
                 <w:u w:val="single"/>
                 <w:rtl/>
               </w:rPr>
-              <w:t>تغذية راجعة :</w:t>
-            </w:r>
+              <w:t xml:space="preserve">تغذية </w:t>
+            </w:r>
+            <w:proofErr w:type="gramStart"/>
+            <w:r>
+              <w:rPr>
+                <w:rFonts w:asciiTheme="majorBidi" w:hAnsiTheme="majorBidi" w:cstheme="majorBidi" w:hint="cs"/>
+                <w:color w:val="0070C0"/>
+                <w:sz w:val="28"/>
+                <w:szCs w:val="28"/>
+                <w:u w:val="single"/>
+                <w:rtl/>
+              </w:rPr>
+              <w:t>راجعة :</w:t>
+            </w:r>
+            <w:proofErr w:type="gramEnd"/>
           </w:p>
           <w:p>
             <w:pPr>
@@ -4442,8 +4899,23 @@
                 <w:rtl/>
                 <w:lang w:bidi="ar-DZ"/>
               </w:rPr>
-              <w:t>الوضعية الإنطلاقية</w:t>
-            </w:r>
+              <w:t xml:space="preserve">الوضعية </w:t>
+            </w:r>
+            <w:proofErr w:type="spellStart"/>
+            <w:r>
+              <w:rPr>
+                <w:rFonts w:asciiTheme="majorBidi" w:hAnsiTheme="majorBidi" w:cstheme="majorBidi" w:hint="cs"/>
+                <w:b/>
+                <w:bCs/>
+                <w:color w:val="FF0000"/>
+                <w:sz w:val="24"/>
+                <w:szCs w:val="24"/>
+                <w:rtl/>
+                <w:lang w:bidi="ar-DZ"/>
+              </w:rPr>
+              <w:t>الإنطلاقية</w:t>
+            </w:r>
+            <w:proofErr w:type="spellEnd"/>
           </w:p>
         </w:tc>
       </w:tr>
@@ -4500,7 +4972,44 @@
                 <w:u w:val="single"/>
                 <w:rtl/>
               </w:rPr>
-              <w:t xml:space="preserve">الوضعية الإنطلاقية : </w:t>
+              <w:t xml:space="preserve">الوضعية </w:t>
+            </w:r>
+            <w:proofErr w:type="spellStart"/>
+            <w:proofErr w:type="gramStart"/>
+            <w:r>
+              <w:rPr>
+                <w:rFonts w:asciiTheme="majorBidi" w:hAnsiTheme="majorBidi" w:cstheme="majorBidi"/>
+                <w:color w:val="FF0000"/>
+                <w:sz w:val="28"/>
+                <w:szCs w:val="28"/>
+                <w:u w:val="single"/>
+                <w:rtl/>
+              </w:rPr>
+              <w:t>الإنطلاقية</w:t>
+            </w:r>
+            <w:proofErr w:type="spellEnd"/>
+            <w:r>
+              <w:rPr>
+                <w:rFonts w:asciiTheme="majorBidi" w:hAnsiTheme="majorBidi" w:cstheme="majorBidi"/>
+                <w:color w:val="FF0000"/>
+                <w:sz w:val="28"/>
+                <w:szCs w:val="28"/>
+                <w:u w:val="single"/>
+                <w:rtl/>
+              </w:rPr>
+              <w:t xml:space="preserve"> :</w:t>
+            </w:r>
+            <w:proofErr w:type="gramEnd"/>
+            <w:r>
+              <w:rPr>
+                <w:rFonts w:asciiTheme="majorBidi" w:hAnsiTheme="majorBidi" w:cstheme="majorBidi"/>
+                <w:color w:val="FF0000"/>
+                <w:sz w:val="28"/>
+                <w:szCs w:val="28"/>
+                <w:u w:val="single"/>
+                <w:rtl/>
+              </w:rPr>
+              <w:t xml:space="preserve"> </w:t>
             </w:r>
           </w:p>
           <w:p>
@@ -4527,8 +5036,20 @@
                 <w:szCs w:val="28"/>
                 <w:rtl/>
               </w:rPr>
-              <w:t>إليك البرامج التالية، صنفها في الجدول :</w:t>
-            </w:r>
+              <w:t xml:space="preserve">إليك البرامج التالية، صنفها في </w:t>
+            </w:r>
+            <w:proofErr w:type="gramStart"/>
+            <w:r>
+              <w:rPr>
+                <w:rFonts w:asciiTheme="majorBidi" w:hAnsiTheme="majorBidi" w:cstheme="majorBidi"/>
+                <w:color w:val="000000"/>
+                <w:sz w:val="28"/>
+                <w:szCs w:val="28"/>
+                <w:rtl/>
+              </w:rPr>
+              <w:t>الجدول :</w:t>
+            </w:r>
+            <w:proofErr w:type="gramEnd"/>
             <w:r>
               <w:rPr>
                 <w:rFonts w:asciiTheme="majorBidi" w:hAnsiTheme="majorBidi" w:cstheme="majorBidi" w:hint="cs"/>
@@ -4548,6 +5069,7 @@
               </w:rPr>
               <w:t xml:space="preserve"> </w:t>
             </w:r>
+            <w:proofErr w:type="spellStart"/>
             <w:r>
               <w:rPr>
                 <w:rFonts w:asciiTheme="majorBidi" w:hAnsiTheme="majorBidi" w:cstheme="majorBidi"/>
@@ -4557,6 +5079,7 @@
               </w:rPr>
               <w:t>Viber</w:t>
             </w:r>
+            <w:proofErr w:type="spellEnd"/>
             <w:r>
               <w:rPr>
                 <w:rFonts w:asciiTheme="majorBidi" w:hAnsiTheme="majorBidi" w:cstheme="majorBidi"/>
@@ -4746,8 +5269,21 @@
                 <w:rtl/>
                 <w:lang w:bidi="ar-DZ"/>
               </w:rPr>
-              <w:t>كيف تسمى هذه البرامج التي تأتي مع نظام التشغيل ؟</w:t>
-            </w:r>
+              <w:t xml:space="preserve">كيف تسمى هذه البرامج التي تأتي مع نظام </w:t>
+            </w:r>
+            <w:proofErr w:type="gramStart"/>
+            <w:r>
+              <w:rPr>
+                <w:rFonts w:asciiTheme="majorBidi" w:hAnsiTheme="majorBidi" w:cstheme="majorBidi"/>
+                <w:color w:val="000000"/>
+                <w:sz w:val="28"/>
+                <w:szCs w:val="28"/>
+                <w:rtl/>
+                <w:lang w:bidi="ar-DZ"/>
+              </w:rPr>
+              <w:t>التشغيل ؟</w:t>
+            </w:r>
+            <w:proofErr w:type="gramEnd"/>
           </w:p>
         </w:tc>
         <w:tc>
@@ -4844,8 +5380,20 @@
                 <w:szCs w:val="28"/>
                 <w:rtl/>
               </w:rPr>
-              <w:t>من بين البرامج الملحقة، هناك برنامج يسمح برسم هذه الأشكال والرسومات :</w:t>
-            </w:r>
+              <w:t xml:space="preserve">من بين البرامج الملحقة، هناك برنامج يسمح برسم هذه الأشكال </w:t>
+            </w:r>
+            <w:proofErr w:type="gramStart"/>
+            <w:r>
+              <w:rPr>
+                <w:rFonts w:asciiTheme="majorBidi" w:hAnsiTheme="majorBidi" w:cstheme="majorBidi"/>
+                <w:color w:val="000000"/>
+                <w:sz w:val="28"/>
+                <w:szCs w:val="28"/>
+                <w:rtl/>
+              </w:rPr>
+              <w:t>والرسومات :</w:t>
+            </w:r>
+            <w:proofErr w:type="gramEnd"/>
           </w:p>
           <w:p>
             <w:pPr>
@@ -4929,7 +5477,7 @@
               </w:numPr>
               <w:bidi/>
               <w:rPr>
-                <w:rFonts w:asciiTheme="majorBidi" w:hAnsiTheme="majorBidi" w:cstheme="majorBidi" w:hint="cs"/>
+                <w:rFonts w:asciiTheme="majorBidi" w:hAnsiTheme="majorBidi" w:cstheme="majorBidi"/>
                 <w:sz w:val="28"/>
                 <w:szCs w:val="28"/>
                 <w:rtl/>
@@ -4944,7 +5492,29 @@
                 <w:szCs w:val="28"/>
                 <w:rtl/>
               </w:rPr>
-              <w:t>ما اسم هذا البرنامج ؟ ، قدم تعريفا بسيطا له</w:t>
+              <w:t xml:space="preserve">ما اسم هذا </w:t>
+            </w:r>
+            <w:proofErr w:type="gramStart"/>
+            <w:r>
+              <w:rPr>
+                <w:rFonts w:asciiTheme="majorBidi" w:hAnsiTheme="majorBidi" w:cstheme="majorBidi"/>
+                <w:color w:val="000000"/>
+                <w:sz w:val="28"/>
+                <w:szCs w:val="28"/>
+                <w:rtl/>
+              </w:rPr>
+              <w:t>البرنامج ؟</w:t>
+            </w:r>
+            <w:proofErr w:type="gramEnd"/>
+            <w:r>
+              <w:rPr>
+                <w:rFonts w:asciiTheme="majorBidi" w:hAnsiTheme="majorBidi" w:cstheme="majorBidi"/>
+                <w:color w:val="000000"/>
+                <w:sz w:val="28"/>
+                <w:szCs w:val="28"/>
+                <w:rtl/>
+              </w:rPr>
+              <w:t xml:space="preserve"> ، قدم تعريفا بسيطا له</w:t>
             </w:r>
           </w:p>
         </w:tc>
@@ -5015,8 +5585,20 @@
                 <w:rtl/>
                 <w:lang w:bidi="ar-DZ"/>
               </w:rPr>
-              <w:t>التعلم بالإكتشاف</w:t>
-            </w:r>
+              <w:t xml:space="preserve">التعلم </w:t>
+            </w:r>
+            <w:proofErr w:type="spellStart"/>
+            <w:r>
+              <w:rPr>
+                <w:rFonts w:asciiTheme="majorBidi" w:hAnsiTheme="majorBidi" w:cstheme="majorBidi"/>
+                <w:sz w:val="28"/>
+                <w:szCs w:val="28"/>
+                <w:rtl/>
+                <w:lang w:bidi="ar-DZ"/>
+              </w:rPr>
+              <w:t>بالإكتشاف</w:t>
+            </w:r>
+            <w:proofErr w:type="spellEnd"/>
           </w:p>
         </w:tc>
         <w:tc>
@@ -5103,7 +5685,7 @@
               <w:bidi/>
               <w:jc w:val="center"/>
               <w:rPr>
-                <w:rFonts w:asciiTheme="majorBidi" w:hAnsiTheme="majorBidi" w:cstheme="majorBidi" w:hint="cs"/>
+                <w:rFonts w:asciiTheme="majorBidi" w:hAnsiTheme="majorBidi" w:cstheme="majorBidi"/>
                 <w:b/>
                 <w:bCs/>
                 <w:color w:val="FF0000"/>
@@ -5207,8 +5789,20 @@
                 <w:rtl/>
                 <w:lang w:bidi="ar-DZ"/>
               </w:rPr>
-              <w:t>كيف تسمى هذه الصفحة الظاهرة عند فتح البرنامج ؟</w:t>
-            </w:r>
+              <w:t xml:space="preserve">كيف تسمى هذه الصفحة الظاهرة عند فتح </w:t>
+            </w:r>
+            <w:proofErr w:type="gramStart"/>
+            <w:r>
+              <w:rPr>
+                <w:rFonts w:asciiTheme="majorBidi" w:hAnsiTheme="majorBidi" w:cstheme="majorBidi"/>
+                <w:sz w:val="28"/>
+                <w:szCs w:val="28"/>
+                <w:rtl/>
+                <w:lang w:bidi="ar-DZ"/>
+              </w:rPr>
+              <w:t>البرنامج ؟</w:t>
+            </w:r>
+            <w:proofErr w:type="gramEnd"/>
           </w:p>
           <w:p>
             <w:pPr>
@@ -5308,21 +5902,53 @@
             <w:pPr>
               <w:bidi/>
               <w:rPr>
+                <w:rFonts w:asciiTheme="majorBidi" w:hAnsiTheme="majorBidi" w:cstheme="majorBidi"/>
+                <w:sz w:val="28"/>
+                <w:szCs w:val="28"/>
+                <w:lang w:bidi="ar-DZ"/>
+              </w:rPr>
+            </w:pPr>
+            <w:r>
+              <w:rPr>
+                <w:rFonts w:asciiTheme="majorBidi" w:hAnsiTheme="majorBidi" w:cstheme="majorBidi"/>
+                <w:sz w:val="28"/>
+                <w:szCs w:val="28"/>
+                <w:rtl/>
+                <w:lang w:bidi="ar-DZ"/>
+              </w:rPr>
+              <w:t xml:space="preserve">شريط العنوان ـ شريط </w:t>
+            </w:r>
+            <w:proofErr w:type="spellStart"/>
+            <w:r>
+              <w:rPr>
+                <w:rFonts w:asciiTheme="majorBidi" w:hAnsiTheme="majorBidi" w:cstheme="majorBidi"/>
+                <w:sz w:val="28"/>
+                <w:szCs w:val="28"/>
+                <w:rtl/>
+                <w:lang w:bidi="ar-DZ"/>
+              </w:rPr>
+              <w:t>التبويبات</w:t>
+            </w:r>
+            <w:proofErr w:type="spellEnd"/>
+            <w:r>
+              <w:rPr>
                 <w:rFonts w:asciiTheme="majorBidi" w:hAnsiTheme="majorBidi" w:cstheme="majorBidi" w:hint="cs"/>
                 <w:sz w:val="28"/>
                 <w:szCs w:val="28"/>
-                <w:lang w:bidi="ar-DZ"/>
-              </w:rPr>
-            </w:pPr>
-            <w:r>
-              <w:rPr>
-                <w:rFonts w:asciiTheme="majorBidi" w:hAnsiTheme="majorBidi" w:cstheme="majorBidi"/>
-                <w:sz w:val="28"/>
-                <w:szCs w:val="28"/>
-                <w:rtl/>
-                <w:lang w:bidi="ar-DZ"/>
-              </w:rPr>
-              <w:t>شريط العنوان ـ شريط التبويبات</w:t>
+                <w:rtl/>
+                <w:lang w:bidi="ar-DZ"/>
+              </w:rPr>
+              <w:t xml:space="preserve"> (القوائم)</w:t>
+            </w:r>
+            <w:r>
+              <w:rPr>
+                <w:rFonts w:asciiTheme="majorBidi" w:hAnsiTheme="majorBidi" w:cstheme="majorBidi"/>
+                <w:sz w:val="28"/>
+                <w:szCs w:val="28"/>
+                <w:rtl/>
+                <w:lang w:bidi="ar-DZ"/>
+              </w:rPr>
+              <w:t xml:space="preserve"> ـ شريط </w:t>
             </w:r>
             <w:r>
               <w:rPr>
@@ -5332,17 +5958,17 @@
                 <w:rtl/>
                 <w:lang w:bidi="ar-DZ"/>
               </w:rPr>
-              <w:t xml:space="preserve"> (القوائم)</w:t>
-            </w:r>
-            <w:r>
-              <w:rPr>
-                <w:rFonts w:asciiTheme="majorBidi" w:hAnsiTheme="majorBidi" w:cstheme="majorBidi"/>
-                <w:sz w:val="28"/>
-                <w:szCs w:val="28"/>
-                <w:rtl/>
-                <w:lang w:bidi="ar-DZ"/>
-              </w:rPr>
-              <w:t xml:space="preserve"> ـ شريط المجموعات ـ شريط</w:t>
+              <w:t>الأدوات</w:t>
+            </w:r>
+            <w:r>
+              <w:rPr>
+                <w:rFonts w:asciiTheme="majorBidi" w:hAnsiTheme="majorBidi" w:cstheme="majorBidi"/>
+                <w:sz w:val="28"/>
+                <w:szCs w:val="28"/>
+                <w:rtl/>
+                <w:lang w:bidi="ar-DZ"/>
+              </w:rPr>
+              <w:t xml:space="preserve"> ـ شريط</w:t>
             </w:r>
             <w:r>
               <w:rPr>
@@ -5372,7 +5998,29 @@
                 <w:rtl/>
                 <w:lang w:bidi="ar-DZ"/>
               </w:rPr>
-              <w:t xml:space="preserve"> - شريط التمرير العمودي </w:t>
+              <w:t xml:space="preserve"> </w:t>
+            </w:r>
+            <w:proofErr w:type="gramStart"/>
+            <w:r>
+              <w:rPr>
+                <w:rFonts w:asciiTheme="majorBidi" w:hAnsiTheme="majorBidi" w:cstheme="majorBidi" w:hint="cs"/>
+                <w:sz w:val="28"/>
+                <w:szCs w:val="28"/>
+                <w:rtl/>
+                <w:lang w:bidi="ar-DZ"/>
+              </w:rPr>
+              <w:t>- شريط</w:t>
+            </w:r>
+            <w:proofErr w:type="gramEnd"/>
+            <w:r>
+              <w:rPr>
+                <w:rFonts w:asciiTheme="majorBidi" w:hAnsiTheme="majorBidi" w:cstheme="majorBidi" w:hint="cs"/>
+                <w:sz w:val="28"/>
+                <w:szCs w:val="28"/>
+                <w:rtl/>
+                <w:lang w:bidi="ar-DZ"/>
+              </w:rPr>
+              <w:t xml:space="preserve"> التمرير العمودي </w:t>
             </w:r>
             <w:r>
               <w:rPr>
@@ -5407,7 +6055,7 @@
               <w:bidi/>
               <w:jc w:val="center"/>
               <w:rPr>
-                <w:rFonts w:asciiTheme="majorBidi" w:hAnsiTheme="majorBidi" w:cstheme="majorBidi" w:hint="cs"/>
+                <w:rFonts w:asciiTheme="majorBidi" w:hAnsiTheme="majorBidi" w:cstheme="majorBidi"/>
                 <w:b/>
                 <w:bCs/>
                 <w:color w:val="FF0000"/>
@@ -5499,6 +6147,7 @@
                 <w:lang w:bidi="ar-DZ"/>
               </w:rPr>
             </w:pPr>
+            <w:proofErr w:type="gramStart"/>
             <w:r>
               <w:rPr>
                 <w:rFonts w:asciiTheme="majorBidi" w:hAnsiTheme="majorBidi" w:cstheme="majorBidi"/>
@@ -5533,7 +6182,20 @@
                 <w:rtl/>
                 <w:lang w:bidi="ar-DZ"/>
               </w:rPr>
-              <w:t xml:space="preserve">: </w:t>
+              <w:t>:</w:t>
+            </w:r>
+            <w:proofErr w:type="gramEnd"/>
+            <w:r>
+              <w:rPr>
+                <w:rFonts w:asciiTheme="majorBidi" w:hAnsiTheme="majorBidi" w:cstheme="majorBidi"/>
+                <w:color w:val="FF0000"/>
+                <w:sz w:val="28"/>
+                <w:szCs w:val="28"/>
+                <w:u w:val="single"/>
+                <w:rtl/>
+                <w:lang w:bidi="ar-DZ"/>
+              </w:rPr>
+              <w:t xml:space="preserve"> </w:t>
             </w:r>
           </w:p>
           <w:p>
@@ -5605,7 +6267,29 @@
                 <w:rtl/>
                 <w:lang w:bidi="ar-DZ"/>
               </w:rPr>
-              <w:t xml:space="preserve">نريد فتح هذا الرسم في الحصة المقبلة، ما علينا فعله ؟ </w:t>
+              <w:t xml:space="preserve">نريد فتح هذا الرسم في الحصة المقبلة، ما علينا </w:t>
+            </w:r>
+            <w:proofErr w:type="gramStart"/>
+            <w:r>
+              <w:rPr>
+                <w:rFonts w:asciiTheme="majorBidi" w:hAnsiTheme="majorBidi" w:cstheme="majorBidi" w:hint="cs"/>
+                <w:sz w:val="28"/>
+                <w:szCs w:val="28"/>
+                <w:rtl/>
+                <w:lang w:bidi="ar-DZ"/>
+              </w:rPr>
+              <w:t>فعله ؟</w:t>
+            </w:r>
+            <w:proofErr w:type="gramEnd"/>
+            <w:r>
+              <w:rPr>
+                <w:rFonts w:asciiTheme="majorBidi" w:hAnsiTheme="majorBidi" w:cstheme="majorBidi" w:hint="cs"/>
+                <w:sz w:val="28"/>
+                <w:szCs w:val="28"/>
+                <w:rtl/>
+                <w:lang w:bidi="ar-DZ"/>
+              </w:rPr>
+              <w:t xml:space="preserve"> </w:t>
             </w:r>
           </w:p>
           <w:p>
@@ -5652,7 +6336,29 @@
                 <w:rtl/>
                 <w:lang w:bidi="ar-DZ"/>
               </w:rPr>
-              <w:t>ح المكتب باسم (لقبك_اسمك_مكونات_الحاسوب)</w:t>
+              <w:t>ح المكتب باسم (</w:t>
+            </w:r>
+            <w:proofErr w:type="spellStart"/>
+            <w:r>
+              <w:rPr>
+                <w:rFonts w:asciiTheme="majorBidi" w:hAnsiTheme="majorBidi" w:cstheme="majorBidi" w:hint="cs"/>
+                <w:sz w:val="28"/>
+                <w:szCs w:val="28"/>
+                <w:rtl/>
+                <w:lang w:bidi="ar-DZ"/>
+              </w:rPr>
+              <w:t>لقبك_اسمك_مكونات_الحاسوب</w:t>
+            </w:r>
+            <w:proofErr w:type="spellEnd"/>
+            <w:r>
+              <w:rPr>
+                <w:rFonts w:asciiTheme="majorBidi" w:hAnsiTheme="majorBidi" w:cstheme="majorBidi" w:hint="cs"/>
+                <w:sz w:val="28"/>
+                <w:szCs w:val="28"/>
+                <w:rtl/>
+                <w:lang w:bidi="ar-DZ"/>
+              </w:rPr>
+              <w:t>)</w:t>
             </w:r>
           </w:p>
         </w:tc>
@@ -5745,7 +6451,6 @@
             <w:pPr>
               <w:jc w:val="center"/>
               <w:rPr>
-                <w:rFonts w:hint="cs"/>
                 <w:b/>
                 <w:bCs/>
                 <w:color w:val="FF0000"/>
@@ -5882,6 +6587,7 @@
                 <w:rtl/>
               </w:rPr>
             </w:pPr>
+            <w:proofErr w:type="gramStart"/>
             <w:r>
               <w:rPr>
                 <w:rFonts w:hint="cs"/>
@@ -5891,7 +6597,19 @@
                 <w:szCs w:val="30"/>
                 <w:rtl/>
               </w:rPr>
-              <w:t xml:space="preserve">الأستاذ :               </w:t>
+              <w:t>الأستاذ :</w:t>
+            </w:r>
+            <w:proofErr w:type="gramEnd"/>
+            <w:r>
+              <w:rPr>
+                <w:rFonts w:hint="cs"/>
+                <w:b/>
+                <w:bCs/>
+                <w:sz w:val="30"/>
+                <w:szCs w:val="30"/>
+                <w:rtl/>
+              </w:rPr>
+              <w:t xml:space="preserve">               </w:t>
             </w:r>
             <w:r>
               <w:rPr>
@@ -5930,7 +6648,31 @@
                 <w:szCs w:val="30"/>
                 <w:rtl/>
               </w:rPr>
-              <w:t xml:space="preserve">الحجم الساعي :      </w:t>
+              <w:t xml:space="preserve">الحجم </w:t>
+            </w:r>
+            <w:proofErr w:type="gramStart"/>
+            <w:r>
+              <w:rPr>
+                <w:rFonts w:hint="cs"/>
+                <w:b/>
+                <w:bCs/>
+                <w:sz w:val="30"/>
+                <w:szCs w:val="30"/>
+                <w:rtl/>
+              </w:rPr>
+              <w:t>الساعي :</w:t>
+            </w:r>
+            <w:proofErr w:type="gramEnd"/>
+            <w:r>
+              <w:rPr>
+                <w:rFonts w:hint="cs"/>
+                <w:b/>
+                <w:bCs/>
+                <w:sz w:val="30"/>
+                <w:szCs w:val="30"/>
+                <w:rtl/>
+              </w:rPr>
+              <w:t xml:space="preserve">      </w:t>
             </w:r>
             <w:r>
               <w:rPr>
@@ -5961,7 +6703,31 @@
                 <w:szCs w:val="30"/>
                 <w:rtl/>
               </w:rPr>
-              <w:t xml:space="preserve">السنة الدراسية :     </w:t>
+              <w:t xml:space="preserve">السنة </w:t>
+            </w:r>
+            <w:proofErr w:type="gramStart"/>
+            <w:r>
+              <w:rPr>
+                <w:rFonts w:hint="cs"/>
+                <w:b/>
+                <w:bCs/>
+                <w:sz w:val="30"/>
+                <w:szCs w:val="30"/>
+                <w:rtl/>
+              </w:rPr>
+              <w:t>الدراسية :</w:t>
+            </w:r>
+            <w:proofErr w:type="gramEnd"/>
+            <w:r>
+              <w:rPr>
+                <w:rFonts w:hint="cs"/>
+                <w:b/>
+                <w:bCs/>
+                <w:sz w:val="30"/>
+                <w:szCs w:val="30"/>
+                <w:rtl/>
+              </w:rPr>
+              <w:t xml:space="preserve">     </w:t>
             </w:r>
             <w:r>
               <w:rPr>
@@ -6015,6 +6781,7 @@
                 <w:rtl/>
               </w:rPr>
             </w:pPr>
+            <w:proofErr w:type="gramStart"/>
             <w:r>
               <w:rPr>
                 <w:rFonts w:hint="cs"/>
@@ -6026,6 +6793,7 @@
               </w:rPr>
               <w:t>المؤسسة :</w:t>
             </w:r>
+            <w:proofErr w:type="gramEnd"/>
             <w:r>
               <w:rPr>
                 <w:rFonts w:hint="cs"/>
@@ -6036,7 +6804,33 @@
                 <w:szCs w:val="30"/>
                 <w:rtl/>
               </w:rPr>
-              <w:t xml:space="preserve">       متوسطة أولمان محمد</w:t>
+              <w:t xml:space="preserve">       متوسطة </w:t>
+            </w:r>
+            <w:proofErr w:type="spellStart"/>
+            <w:r>
+              <w:rPr>
+                <w:rFonts w:hint="cs"/>
+                <w:b/>
+                <w:bCs/>
+                <w:color w:val="0070C0"/>
+                <w:sz w:val="30"/>
+                <w:szCs w:val="30"/>
+                <w:rtl/>
+              </w:rPr>
+              <w:t>أولمان</w:t>
+            </w:r>
+            <w:proofErr w:type="spellEnd"/>
+            <w:r>
+              <w:rPr>
+                <w:rFonts w:hint="cs"/>
+                <w:b/>
+                <w:bCs/>
+                <w:color w:val="0070C0"/>
+                <w:sz w:val="30"/>
+                <w:szCs w:val="30"/>
+                <w:rtl/>
+              </w:rPr>
+              <w:t xml:space="preserve"> محمد</w:t>
             </w:r>
           </w:p>
           <w:p>
@@ -6054,6 +6848,7 @@
                 <w:rtl/>
               </w:rPr>
             </w:pPr>
+            <w:proofErr w:type="gramStart"/>
             <w:r>
               <w:rPr>
                 <w:rFonts w:hint="cs"/>
@@ -6063,7 +6858,19 @@
                 <w:szCs w:val="30"/>
                 <w:rtl/>
               </w:rPr>
-              <w:t xml:space="preserve">المستوى :       </w:t>
+              <w:t>المستوى :</w:t>
+            </w:r>
+            <w:proofErr w:type="gramEnd"/>
+            <w:r>
+              <w:rPr>
+                <w:rFonts w:hint="cs"/>
+                <w:b/>
+                <w:bCs/>
+                <w:sz w:val="30"/>
+                <w:szCs w:val="30"/>
+                <w:rtl/>
+              </w:rPr>
+              <w:t xml:space="preserve">       </w:t>
             </w:r>
             <w:r>
               <w:rPr>
@@ -6106,6 +6913,7 @@
             <w:pPr>
               <w:jc w:val="right"/>
             </w:pPr>
+            <w:proofErr w:type="gramStart"/>
             <w:r>
               <w:rPr>
                 <w:rFonts w:hint="cs"/>
@@ -6115,7 +6923,19 @@
                 <w:szCs w:val="30"/>
                 <w:rtl/>
               </w:rPr>
-              <w:t xml:space="preserve">المادة :           </w:t>
+              <w:t>المادة :</w:t>
+            </w:r>
+            <w:proofErr w:type="gramEnd"/>
+            <w:r>
+              <w:rPr>
+                <w:rFonts w:hint="cs"/>
+                <w:b/>
+                <w:bCs/>
+                <w:sz w:val="30"/>
+                <w:szCs w:val="30"/>
+                <w:rtl/>
+              </w:rPr>
+              <w:t xml:space="preserve">           </w:t>
             </w:r>
             <w:r>
               <w:rPr>
@@ -6221,6 +7041,7 @@
               </w:rPr>
               <w:t xml:space="preserve"> </w:t>
             </w:r>
+            <w:proofErr w:type="spellStart"/>
             <w:r>
               <w:rPr>
                 <w:rFonts w:asciiTheme="majorBidi" w:hAnsiTheme="majorBidi" w:cstheme="majorBidi"/>
@@ -6233,6 +7054,7 @@
               </w:rPr>
               <w:t>Paint</w:t>
             </w:r>
+            <w:proofErr w:type="spellEnd"/>
             <w:r>
               <w:rPr>
                 <w:rFonts w:asciiTheme="majorBidi" w:hAnsiTheme="majorBidi" w:cstheme="majorBidi"/>
@@ -6367,8 +7189,9 @@
                 <w:u w:val="single"/>
                 <w:rtl/>
               </w:rPr>
-              <w:t xml:space="preserve"> برنامج الرسام</w:t>
-            </w:r>
+              <w:t xml:space="preserve"> برنامج </w:t>
+            </w:r>
+            <w:proofErr w:type="gramStart"/>
             <w:r>
               <w:rPr>
                 <w:rFonts w:asciiTheme="majorBidi" w:hAnsiTheme="majorBidi" w:cstheme="majorBidi" w:hint="cs"/>
@@ -6379,6 +7202,19 @@
                 <w:szCs w:val="28"/>
                 <w:u w:val="single"/>
                 <w:rtl/>
+              </w:rPr>
+              <w:t>الرسام</w:t>
+            </w:r>
+            <w:r>
+              <w:rPr>
+                <w:rFonts w:asciiTheme="majorBidi" w:hAnsiTheme="majorBidi" w:cstheme="majorBidi" w:hint="cs"/>
+                <w:b/>
+                <w:bCs/>
+                <w:color w:val="FF0000"/>
+                <w:sz w:val="28"/>
+                <w:szCs w:val="28"/>
+                <w:u w:val="single"/>
+                <w:rtl/>
                 <w:lang w:val="tzm-Latn-DZ" w:bidi="ar-DZ"/>
               </w:rPr>
               <w:t xml:space="preserve"> </w:t>
@@ -6397,6 +7233,7 @@
               </w:rPr>
               <w:t>:</w:t>
             </w:r>
+            <w:proofErr w:type="gramEnd"/>
           </w:p>
           <w:p>
             <w:pPr>
@@ -6408,7 +7245,7 @@
               <w:bidi/>
               <w:spacing w:after="200" w:line="276" w:lineRule="auto"/>
               <w:rPr>
-                <w:rFonts w:asciiTheme="majorBidi" w:hAnsiTheme="majorBidi" w:cstheme="majorBidi" w:hint="cs"/>
+                <w:rFonts w:asciiTheme="majorBidi" w:hAnsiTheme="majorBidi" w:cstheme="majorBidi"/>
                 <w:sz w:val="28"/>
                 <w:szCs w:val="28"/>
                 <w:lang w:bidi="ar-DZ"/>
@@ -6497,6 +7334,7 @@
               </w:rPr>
               <w:t xml:space="preserve"> ثم اكتب </w:t>
             </w:r>
+            <w:proofErr w:type="spellStart"/>
             <w:r>
               <w:rPr>
                 <w:rFonts w:asciiTheme="majorBidi" w:hAnsiTheme="majorBidi" w:cstheme="majorBidi"/>
@@ -6506,6 +7344,7 @@
               </w:rPr>
               <w:t>Paint</w:t>
             </w:r>
+            <w:proofErr w:type="spellEnd"/>
             <w:r>
               <w:rPr>
                 <w:rFonts w:asciiTheme="majorBidi" w:hAnsiTheme="majorBidi" w:cstheme="majorBidi" w:hint="cs"/>
@@ -6523,7 +7362,7 @@
               <w:bidi/>
               <w:spacing w:after="200" w:line="276" w:lineRule="auto"/>
               <w:rPr>
-                <w:rFonts w:asciiTheme="majorBidi" w:hAnsiTheme="majorBidi" w:cstheme="majorBidi" w:hint="cs"/>
+                <w:rFonts w:asciiTheme="majorBidi" w:hAnsiTheme="majorBidi" w:cstheme="majorBidi"/>
                 <w:sz w:val="28"/>
                 <w:szCs w:val="28"/>
                 <w:lang w:bidi="ar-DZ"/>
@@ -6561,8 +7400,23 @@
                 <w:u w:val="single"/>
                 <w:rtl/>
               </w:rPr>
-              <w:t>واجهة برنامج الرسام :</w:t>
-            </w:r>
+              <w:t xml:space="preserve">واجهة برنامج </w:t>
+            </w:r>
+            <w:proofErr w:type="gramStart"/>
+            <w:r>
+              <w:rPr>
+                <w:rFonts w:asciiTheme="majorBidi" w:hAnsiTheme="majorBidi" w:cstheme="majorBidi"/>
+                <w:b/>
+                <w:bCs/>
+                <w:color w:val="FF0000"/>
+                <w:sz w:val="28"/>
+                <w:szCs w:val="28"/>
+                <w:u w:val="single"/>
+                <w:rtl/>
+              </w:rPr>
+              <w:t>الرسام :</w:t>
+            </w:r>
+            <w:proofErr w:type="gramEnd"/>
           </w:p>
           <w:tbl>
             <w:tblPr>
@@ -6785,7 +7639,56 @@
                       <w:rtl/>
                       <w:lang w:bidi="ar-DZ"/>
                     </w:rPr>
-                    <w:t>شريط العنوان</w:t>
+                    <w:t xml:space="preserve">شريط العنوان </w:t>
+                  </w:r>
+                </w:p>
+                <w:p>
+                  <w:pPr>
+                    <w:pStyle w:val="Paragraphedeliste"/>
+                    <w:framePr w:hSpace="180" w:wrap="around" w:vAnchor="text" w:hAnchor="margin" w:x="-142" w:y="169"/>
+                    <w:bidi/>
+                    <w:spacing w:after="200" w:line="276" w:lineRule="auto"/>
+                    <w:ind w:left="0"/>
+                    <w:suppressOverlap/>
+                    <w:rPr>
+                      <w:rFonts w:asciiTheme="majorBidi" w:hAnsiTheme="majorBidi" w:cstheme="majorBidi"/>
+                      <w:sz w:val="28"/>
+                      <w:szCs w:val="28"/>
+                      <w:rtl/>
+                      <w:lang w:bidi="ar-DZ"/>
+                    </w:rPr>
+                  </w:pPr>
+                  <w:r>
+                    <w:rPr>
+                      <w:rFonts w:asciiTheme="majorBidi" w:hAnsiTheme="majorBidi" w:cstheme="majorBidi"/>
+                      <w:sz w:val="28"/>
+                      <w:szCs w:val="28"/>
+                      <w:rtl/>
+                      <w:lang w:bidi="ar-DZ"/>
+                    </w:rPr>
+                    <w:t xml:space="preserve">شريط </w:t>
+                  </w:r>
+                  <w:proofErr w:type="spellStart"/>
+                  <w:r>
+                    <w:rPr>
+                      <w:rFonts w:asciiTheme="majorBidi" w:hAnsiTheme="majorBidi" w:cstheme="majorBidi"/>
+                      <w:sz w:val="28"/>
+                      <w:szCs w:val="28"/>
+                      <w:rtl/>
+                      <w:lang w:bidi="ar-DZ"/>
+                    </w:rPr>
+                    <w:t>التبويبات</w:t>
+                  </w:r>
+                  <w:proofErr w:type="spellEnd"/>
+                  <w:r>
+                    <w:rPr>
+                      <w:rFonts w:asciiTheme="majorBidi" w:hAnsiTheme="majorBidi" w:cstheme="majorBidi" w:hint="cs"/>
+                      <w:sz w:val="28"/>
+                      <w:szCs w:val="28"/>
+                      <w:rtl/>
+                      <w:lang w:bidi="ar-DZ"/>
+                    </w:rPr>
+                    <w:t xml:space="preserve"> (القوائم)</w:t>
                   </w:r>
                   <w:r>
                     <w:rPr>
@@ -6822,7 +7725,7 @@
                       <w:rtl/>
                       <w:lang w:bidi="ar-DZ"/>
                     </w:rPr>
-                    <w:t>شريط التبويبات</w:t>
+                    <w:t xml:space="preserve">شريط </w:t>
                   </w:r>
                   <w:r>
                     <w:rPr>
@@ -6832,43 +7735,10 @@
                       <w:rtl/>
                       <w:lang w:bidi="ar-DZ"/>
                     </w:rPr>
-                    <w:t xml:space="preserve"> (القوائم)</w:t>
+                    <w:t>الأدوات</w:t>
                   </w:r>
-                  <w:r>
-                    <w:rPr>
-                      <w:rFonts w:asciiTheme="majorBidi" w:hAnsiTheme="majorBidi" w:cstheme="majorBidi"/>
-                      <w:sz w:val="28"/>
-                      <w:szCs w:val="28"/>
-                      <w:rtl/>
-                      <w:lang w:bidi="ar-DZ"/>
-                    </w:rPr>
-                    <w:t xml:space="preserve"> </w:t>
-                  </w:r>
-                </w:p>
-                <w:p>
-                  <w:pPr>
-                    <w:pStyle w:val="Paragraphedeliste"/>
-                    <w:bidi/>
-                    <w:spacing w:after="200" w:line="276" w:lineRule="auto"/>
-                    <w:ind w:left="0"/>
-                    <w:rPr>
-                      <w:rFonts w:asciiTheme="majorBidi" w:hAnsiTheme="majorBidi" w:cstheme="majorBidi"/>
-                      <w:sz w:val="28"/>
-                      <w:szCs w:val="28"/>
-                      <w:rtl/>
-                      <w:lang w:bidi="ar-DZ"/>
-                    </w:rPr>
-                  </w:pPr>
-                  <w:r>
-                    <w:rPr>
-                      <w:rFonts w:asciiTheme="majorBidi" w:hAnsiTheme="majorBidi" w:cstheme="majorBidi"/>
-                      <w:sz w:val="28"/>
-                      <w:szCs w:val="28"/>
-                      <w:rtl/>
-                      <w:lang w:bidi="ar-DZ"/>
-                    </w:rPr>
-                    <w:t>شريط المجموعات</w:t>
-                  </w:r>
+                  <w:bookmarkStart w:id="0" w:name="_GoBack"/>
+                  <w:bookmarkEnd w:id="0"/>
                   <w:r>
                     <w:rPr>
                       <w:rFonts w:asciiTheme="majorBidi" w:hAnsiTheme="majorBidi" w:cstheme="majorBidi"/>
@@ -6883,9 +7753,11 @@
                 <w:p>
                   <w:pPr>
                     <w:pStyle w:val="Paragraphedeliste"/>
+                    <w:framePr w:hSpace="180" w:wrap="around" w:vAnchor="text" w:hAnchor="margin" w:x="-142" w:y="169"/>
                     <w:bidi/>
                     <w:spacing w:after="200" w:line="276" w:lineRule="auto"/>
                     <w:ind w:left="0"/>
+                    <w:suppressOverlap/>
                     <w:rPr>
                       <w:rFonts w:asciiTheme="majorBidi" w:hAnsiTheme="majorBidi" w:cstheme="majorBidi"/>
                       <w:sz w:val="28"/>
@@ -6938,9 +7810,11 @@
                 <w:p>
                   <w:pPr>
                     <w:pStyle w:val="Paragraphedeliste"/>
+                    <w:framePr w:hSpace="180" w:wrap="around" w:vAnchor="text" w:hAnchor="margin" w:x="-142" w:y="169"/>
                     <w:bidi/>
                     <w:spacing w:after="200" w:line="276" w:lineRule="auto"/>
                     <w:ind w:left="0"/>
+                    <w:suppressOverlap/>
                     <w:rPr>
                       <w:rFonts w:asciiTheme="majorBidi" w:hAnsiTheme="majorBidi" w:cstheme="majorBidi"/>
                       <w:sz w:val="28"/>
@@ -7138,11 +8012,12 @@
                 <w:rtl/>
                 <w:lang w:bidi="ar-DZ"/>
               </w:rPr>
-              <w:t xml:space="preserve"> في برنامج الرسام </w:t>
-            </w:r>
-            <w:r>
-              <w:rPr>
-                <w:rFonts w:asciiTheme="majorBidi" w:hAnsiTheme="majorBidi" w:cstheme="majorBidi"/>
+              <w:t xml:space="preserve"> في برنامج </w:t>
+            </w:r>
+            <w:proofErr w:type="gramStart"/>
+            <w:r>
+              <w:rPr>
+                <w:rFonts w:asciiTheme="majorBidi" w:hAnsiTheme="majorBidi" w:cstheme="majorBidi" w:hint="cs"/>
                 <w:b/>
                 <w:bCs/>
                 <w:color w:val="FF0000"/>
@@ -7152,7 +8027,36 @@
                 <w:rtl/>
                 <w:lang w:bidi="ar-DZ"/>
               </w:rPr>
-              <w:t xml:space="preserve">: </w:t>
+              <w:t xml:space="preserve">الرسام </w:t>
+            </w:r>
+            <w:r>
+              <w:rPr>
+                <w:rFonts w:asciiTheme="majorBidi" w:hAnsiTheme="majorBidi" w:cstheme="majorBidi"/>
+                <w:b/>
+                <w:bCs/>
+                <w:color w:val="FF0000"/>
+                <w:sz w:val="28"/>
+                <w:szCs w:val="28"/>
+                <w:u w:val="single"/>
+                <w:rtl/>
+                <w:lang w:bidi="ar-DZ"/>
+              </w:rPr>
+              <w:t>:</w:t>
+            </w:r>
+            <w:proofErr w:type="gramEnd"/>
+            <w:r>
+              <w:rPr>
+                <w:rFonts w:asciiTheme="majorBidi" w:hAnsiTheme="majorBidi" w:cstheme="majorBidi"/>
+                <w:b/>
+                <w:bCs/>
+                <w:color w:val="FF0000"/>
+                <w:sz w:val="28"/>
+                <w:szCs w:val="28"/>
+                <w:u w:val="single"/>
+                <w:rtl/>
+                <w:lang w:bidi="ar-DZ"/>
+              </w:rPr>
+              <w:t xml:space="preserve"> </w:t>
             </w:r>
           </w:p>
           <w:p>
@@ -7353,7 +8257,7 @@
               <w:bidi/>
               <w:ind w:left="360"/>
               <w:rPr>
-                <w:rFonts w:asciiTheme="majorBidi" w:hAnsiTheme="majorBidi" w:cstheme="majorBidi" w:hint="cs"/>
+                <w:rFonts w:asciiTheme="majorBidi" w:hAnsiTheme="majorBidi" w:cstheme="majorBidi"/>
                 <w:lang w:bidi="ar-DZ"/>
               </w:rPr>
             </w:pPr>
@@ -7560,7 +8464,7 @@
                                   <w:rPr>
                                     <w:noProof/>
                                   </w:rPr>
-                                  <w:t>1</w:t>
+                                  <w:t>3</w:t>
                                 </w:r>
                                 <w:r>
                                   <w:fldChar w:fldCharType="end"/>
@@ -7610,7 +8514,7 @@
                             <w:rPr>
                               <w:noProof/>
                             </w:rPr>
-                            <w:t>1</w:t>
+                            <w:t>3</w:t>
                           </w:r>
                           <w:r>
                             <w:fldChar w:fldCharType="end"/>
@@ -12776,7 +13680,7 @@
 </file>
 
 <file path=customXml/itemProps1.xml><?xml version="1.0" encoding="utf-8"?>
-<ds:datastoreItem xmlns:ds="http://schemas.openxmlformats.org/officeDocument/2006/customXml" ds:itemID="{36FE28CC-6854-4841-86A8-AE1232F9A43A}">
+<ds:datastoreItem xmlns:ds="http://schemas.openxmlformats.org/officeDocument/2006/customXml" ds:itemID="{5636096C-3A10-4E09-8EED-858DD7659E4D}">
   <ds:schemaRefs>
     <ds:schemaRef ds:uri="http://schemas.openxmlformats.org/officeDocument/2006/bibliography"/>
   </ds:schemaRefs>
